--- a/manuscript/supplementary_material.docx
+++ b/manuscript/supplementary_material.docx
@@ -18,7 +18,7 @@
         <w:keepNext/>
       </w:pPr>
       <w:r>
-        <w:t>RegNetAgents: A Multi-Agent AI Framework for Automated Gene Regulatory Network Analysis and Therapeutic Target Prioritization</w:t>
+        <w:t>RegNetAgents: A Multi-Agent LLM System for Automating Complex Scientific Workflows</w:t>
       </w:r>
     </w:p>
     <w:p/>

--- a/manuscript/supplementary_material.docx
+++ b/manuscript/supplementary_material.docx
@@ -18,7 +18,7 @@
         <w:keepNext/>
       </w:pPr>
       <w:r>
-        <w:t>RegNetAgents: A Multi-Agent LLM System for Automating Complex Scientific Workflows</w:t>
+        <w:t>RegNetAgents: A Multi-Agent AI Framework for Automated Gene Regulatory Network Analysis and Therapeutic Target Prioritization</w:t>
       </w:r>
     </w:p>
     <w:p/>
